--- a/Øvelser/Biologi/vitalkapacitet/vitalkapacitet.docx
+++ b/Øvelser/Biologi/vitalkapacitet/vitalkapacitet.docx
@@ -825,7 +825,7 @@
       </w:tr>
     </w:tbl>
     <w:bookmarkEnd w:id="33"/>
-    <w:bookmarkStart w:id="34" w:name="registrering-af-målinger"/>
+    <w:bookmarkStart w:id="36" w:name="registrering-af-målinger"/>
     <w:p>
       <w:pPr>
         <w:pStyle w:val="Heading2"/>
@@ -900,1244 +900,1300 @@
         <w:t xml:space="preserve">______ cm</w:t>
       </w:r>
     </w:p>
+    <w:tbl>
+      <w:tblPr>
+        <w:tblStyle w:val="Table"/>
+        <w:tblW w:type="pct" w:w="5000"/>
+        <w:tblLayout w:type="fixed"/>
+        <w:tblLook w:firstRow="0" w:lastRow="0" w:firstColumn="0" w:lastColumn="0" w:noHBand="0" w:noVBand="0" w:val="0000"/>
+      </w:tblPr>
+      <w:tblGrid>
+        <w:gridCol w:w="7920"/>
+      </w:tblGrid>
+      <w:tr>
+        <w:tc>
+          <w:tcPr/>
+          <w:bookmarkStart w:id="34" w:name="tbl-1"/>
+          <w:p>
+            <w:pPr>
+              <w:jc w:val="center"/>
+            </w:pPr>
+            <w:pPr>
+              <w:jc w:val="left"/>
+              <w:spacing w:before="200"/>
+              <w:pStyle w:val="ImageCaption"/>
+            </w:pPr>
+            <w:r>
+              <w:t xml:space="preserve">Tabel 1: Dine egne tre målinger. Den højeste af dem er din vitalkapacitet.</w:t>
+            </w:r>
+          </w:p>
+          <w:tbl>
+            <w:tblPr>
+              <w:tblStyle w:val="Table"/>
+              <w:tblW w:type="auto" w:w="0"/>
+              <w:tblLook w:firstRow="1" w:lastRow="0" w:firstColumn="0" w:lastColumn="0" w:noHBand="0" w:noVBand="0" w:val="0020"/>
+            </w:tblPr>
+            <w:tblGrid>
+              <w:gridCol w:w="1584"/>
+              <w:gridCol w:w="1584"/>
+              <w:gridCol w:w="1584"/>
+              <w:gridCol w:w="1584"/>
+              <w:gridCol w:w="1584"/>
+            </w:tblGrid>
+            <w:tr>
+              <w:trPr>
+                <w:cantSplit/>
+                <w:tblHeader w:val="on"/>
+              </w:trPr>
+              <w:tc>
+                <w:tcPr/>
+                <w:p>
+                  <w:pPr>
+                    <w:pStyle w:val="Compact"/>
+                    <w:keepNext/>
+                  </w:pPr>
+                </w:p>
+              </w:tc>
+              <w:tc>
+                <w:tcPr/>
+                <w:p>
+                  <w:pPr>
+                    <w:pStyle w:val="Compact"/>
+                    <w:keepNext/>
+                    <w:jc w:val="center"/>
+                    <w:jc w:val="center"/>
+                  </w:pPr>
+                  <w:r>
+                    <w:t xml:space="preserve">Måling 1</w:t>
+                  </w:r>
+                </w:p>
+              </w:tc>
+              <w:tc>
+                <w:tcPr/>
+                <w:p>
+                  <w:pPr>
+                    <w:pStyle w:val="Compact"/>
+                    <w:keepNext/>
+                    <w:jc w:val="center"/>
+                    <w:jc w:val="center"/>
+                  </w:pPr>
+                  <w:r>
+                    <w:t xml:space="preserve">Måling 2</w:t>
+                  </w:r>
+                </w:p>
+              </w:tc>
+              <w:tc>
+                <w:tcPr/>
+                <w:p>
+                  <w:pPr>
+                    <w:pStyle w:val="Compact"/>
+                    <w:keepNext/>
+                    <w:jc w:val="center"/>
+                    <w:jc w:val="center"/>
+                  </w:pPr>
+                  <w:r>
+                    <w:t xml:space="preserve">Måling 3</w:t>
+                  </w:r>
+                </w:p>
+              </w:tc>
+              <w:tc>
+                <w:tcPr/>
+                <w:p>
+                  <w:pPr>
+                    <w:pStyle w:val="Compact"/>
+                    <w:keepNext/>
+                    <w:jc w:val="center"/>
+                    <w:jc w:val="center"/>
+                  </w:pPr>
+                  <w:r>
+                    <w:t xml:space="preserve">Højeste måling</w:t>
+                  </w:r>
+                </w:p>
+              </w:tc>
+            </w:tr>
+            <w:tr>
+              <w:trPr>
+                <w:cantSplit/>
+              </w:trPr>
+              <w:tc>
+                <w:tcPr/>
+                <w:p>
+                  <w:pPr>
+                    <w:pStyle w:val="Compact"/>
+                    <w:jc w:val="left"/>
+                    <w:jc w:val="center"/>
+                  </w:pPr>
+                  <w:r>
+                    <w:t xml:space="preserve">Vitalkapacitet (L)</w:t>
+                  </w:r>
+                </w:p>
+              </w:tc>
+              <w:tc>
+                <w:tcPr/>
+                <w:p>
+                  <w:pPr>
+                    <w:pStyle w:val="Compact"/>
+                  </w:pPr>
+                </w:p>
+              </w:tc>
+              <w:tc>
+                <w:tcPr/>
+                <w:p>
+                  <w:pPr>
+                    <w:pStyle w:val="Compact"/>
+                  </w:pPr>
+                </w:p>
+              </w:tc>
+              <w:tc>
+                <w:tcPr/>
+                <w:p>
+                  <w:pPr>
+                    <w:pStyle w:val="Compact"/>
+                  </w:pPr>
+                </w:p>
+              </w:tc>
+              <w:tc>
+                <w:tcPr/>
+                <w:p>
+                  <w:pPr>
+                    <w:pStyle w:val="Compact"/>
+                  </w:pPr>
+                </w:p>
+              </w:tc>
+            </w:tr>
+          </w:tbl>
+          <w:bookmarkEnd w:id="34"/>
+          <w:p/>
+        </w:tc>
+      </w:tr>
+    </w:tbl>
     <w:p>
       <w:pPr>
-        <w:pStyle w:val="TableCaption"/>
-      </w:pPr>
-      <w:r>
-        <w:t xml:space="preserve">Dine egne tre målinger. Den højeste af dem er din vitalkapacitet.</w:t>
+        <w:pStyle w:val="BodyText"/>
+      </w:pPr>
+      <w:r>
+        <w:t xml:space="preserve">Skriv derefter dit resultat ind i klassens skema sammen med de andres.</w:t>
       </w:r>
     </w:p>
     <w:tbl>
       <w:tblPr>
         <w:tblStyle w:val="Table"/>
-        <w:tblW w:type="auto" w:w="0"/>
-        <w:tblLook w:firstRow="1" w:lastRow="0" w:firstColumn="0" w:lastColumn="0" w:noHBand="0" w:noVBand="0" w:val="0020"/>
-        <w:tblCaption w:val="Dine egne tre målinger. Den højeste af dem er din vitalkapacitet."/>
+        <w:tblW w:type="pct" w:w="5000"/>
+        <w:tblLayout w:type="fixed"/>
+        <w:tblLook w:firstRow="0" w:lastRow="0" w:firstColumn="0" w:lastColumn="0" w:noHBand="0" w:noVBand="0" w:val="0000"/>
       </w:tblPr>
       <w:tblGrid>
-        <w:gridCol w:w="1584"/>
-        <w:gridCol w:w="1584"/>
-        <w:gridCol w:w="1584"/>
-        <w:gridCol w:w="1584"/>
-        <w:gridCol w:w="1584"/>
+        <w:gridCol w:w="7920"/>
       </w:tblGrid>
       <w:tr>
-        <w:trPr>
-          <w:cantSplit/>
-          <w:tblHeader w:val="on"/>
-        </w:trPr>
         <w:tc>
           <w:tcPr/>
+          <w:bookmarkStart w:id="35" w:name="tbl-2"/>
           <w:p>
             <w:pPr>
-              <w:pStyle w:val="Compact"/>
-              <w:keepNext/>
-            </w:pPr>
-          </w:p>
-        </w:tc>
-        <w:tc>
-          <w:tcPr/>
-          <w:p>
-            <w:pPr>
-              <w:pStyle w:val="Compact"/>
-              <w:keepNext/>
               <w:jc w:val="center"/>
             </w:pPr>
+            <w:pPr>
+              <w:jc w:val="left"/>
+              <w:spacing w:before="200"/>
+              <w:pStyle w:val="ImageCaption"/>
+            </w:pPr>
             <w:r>
-              <w:t xml:space="preserve">Måling 1</w:t>
+              <w:t xml:space="preserve">Tabel 2: Klassens data. K = kvinde, M = mand. Skemaet kan overføres direkte til et regneark, hvor graferne laves.</w:t>
             </w:r>
           </w:p>
-        </w:tc>
-        <w:tc>
-          <w:tcPr/>
-          <w:p>
-            <w:pPr>
-              <w:pStyle w:val="Compact"/>
-              <w:keepNext/>
-              <w:jc w:val="center"/>
-            </w:pPr>
-            <w:r>
-              <w:t xml:space="preserve">Måling 2</w:t>
-            </w:r>
-          </w:p>
-        </w:tc>
-        <w:tc>
-          <w:tcPr/>
-          <w:p>
-            <w:pPr>
-              <w:pStyle w:val="Compact"/>
-              <w:keepNext/>
-              <w:jc w:val="center"/>
-            </w:pPr>
-            <w:r>
-              <w:t xml:space="preserve">Måling 3</w:t>
-            </w:r>
-          </w:p>
-        </w:tc>
-        <w:tc>
-          <w:tcPr/>
-          <w:p>
-            <w:pPr>
-              <w:pStyle w:val="Compact"/>
-              <w:keepNext/>
-              <w:jc w:val="center"/>
-            </w:pPr>
-            <w:r>
-              <w:t xml:space="preserve">Højeste måling</w:t>
-            </w:r>
-          </w:p>
-        </w:tc>
-      </w:tr>
-      <w:tr>
-        <w:trPr>
-          <w:cantSplit/>
-        </w:trPr>
-        <w:tc>
-          <w:tcPr/>
-          <w:p>
-            <w:pPr>
-              <w:pStyle w:val="Compact"/>
-              <w:jc w:val="left"/>
-            </w:pPr>
-            <w:r>
-              <w:t xml:space="preserve">Vitalkapacitet (L)</w:t>
-            </w:r>
-          </w:p>
-        </w:tc>
-        <w:tc>
-          <w:tcPr/>
-          <w:p>
-            <w:pPr>
-              <w:pStyle w:val="Compact"/>
-            </w:pPr>
-          </w:p>
-        </w:tc>
-        <w:tc>
-          <w:tcPr/>
-          <w:p>
-            <w:pPr>
-              <w:pStyle w:val="Compact"/>
-            </w:pPr>
-          </w:p>
-        </w:tc>
-        <w:tc>
-          <w:tcPr/>
-          <w:p>
-            <w:pPr>
-              <w:pStyle w:val="Compact"/>
-            </w:pPr>
-          </w:p>
-        </w:tc>
-        <w:tc>
-          <w:tcPr/>
-          <w:p>
-            <w:pPr>
-              <w:pStyle w:val="Compact"/>
-            </w:pPr>
-          </w:p>
+          <w:tbl>
+            <w:tblPr>
+              <w:tblStyle w:val="Table"/>
+              <w:tblW w:type="auto" w:w="0"/>
+              <w:tblLook w:firstRow="1" w:lastRow="0" w:firstColumn="0" w:lastColumn="0" w:noHBand="0" w:noVBand="0" w:val="0020"/>
+            </w:tblPr>
+            <w:tblGrid>
+              <w:gridCol w:w="1584"/>
+              <w:gridCol w:w="1584"/>
+              <w:gridCol w:w="1584"/>
+              <w:gridCol w:w="1584"/>
+              <w:gridCol w:w="1584"/>
+            </w:tblGrid>
+            <w:tr>
+              <w:trPr>
+                <w:cantSplit/>
+                <w:tblHeader w:val="on"/>
+              </w:trPr>
+              <w:tc>
+                <w:tcPr/>
+                <w:p>
+                  <w:pPr>
+                    <w:pStyle w:val="Compact"/>
+                    <w:keepNext/>
+                    <w:jc w:val="left"/>
+                    <w:jc w:val="center"/>
+                  </w:pPr>
+                  <w:r>
+                    <w:t xml:space="preserve">Navn</w:t>
+                  </w:r>
+                </w:p>
+              </w:tc>
+              <w:tc>
+                <w:tcPr/>
+                <w:p>
+                  <w:pPr>
+                    <w:pStyle w:val="Compact"/>
+                    <w:keepNext/>
+                    <w:jc w:val="center"/>
+                    <w:jc w:val="center"/>
+                  </w:pPr>
+                  <w:r>
+                    <w:t xml:space="preserve">Køn (K/M)</w:t>
+                  </w:r>
+                </w:p>
+              </w:tc>
+              <w:tc>
+                <w:tcPr/>
+                <w:p>
+                  <w:pPr>
+                    <w:pStyle w:val="Compact"/>
+                    <w:keepNext/>
+                    <w:jc w:val="center"/>
+                    <w:jc w:val="center"/>
+                  </w:pPr>
+                  <w:r>
+                    <w:t xml:space="preserve">Alder (år)</w:t>
+                  </w:r>
+                </w:p>
+              </w:tc>
+              <w:tc>
+                <w:tcPr/>
+                <w:p>
+                  <w:pPr>
+                    <w:pStyle w:val="Compact"/>
+                    <w:keepNext/>
+                    <w:jc w:val="center"/>
+                    <w:jc w:val="center"/>
+                  </w:pPr>
+                  <w:r>
+                    <w:t xml:space="preserve">Højde (cm)</w:t>
+                  </w:r>
+                </w:p>
+              </w:tc>
+              <w:tc>
+                <w:tcPr/>
+                <w:p>
+                  <w:pPr>
+                    <w:pStyle w:val="Compact"/>
+                    <w:keepNext/>
+                    <w:jc w:val="center"/>
+                    <w:jc w:val="center"/>
+                  </w:pPr>
+                  <w:r>
+                    <w:t xml:space="preserve">Vitalkapacitet (L)</w:t>
+                  </w:r>
+                </w:p>
+              </w:tc>
+            </w:tr>
+            <w:tr>
+              <w:trPr>
+                <w:cantSplit/>
+              </w:trPr>
+              <w:tc>
+                <w:tcPr/>
+                <w:p>
+                  <w:pPr>
+                    <w:pStyle w:val="Compact"/>
+                    <w:keepNext/>
+                  </w:pPr>
+                </w:p>
+              </w:tc>
+              <w:tc>
+                <w:tcPr/>
+                <w:p>
+                  <w:pPr>
+                    <w:pStyle w:val="Compact"/>
+                    <w:keepNext/>
+                  </w:pPr>
+                </w:p>
+              </w:tc>
+              <w:tc>
+                <w:tcPr/>
+                <w:p>
+                  <w:pPr>
+                    <w:pStyle w:val="Compact"/>
+                    <w:keepNext/>
+                  </w:pPr>
+                </w:p>
+              </w:tc>
+              <w:tc>
+                <w:tcPr/>
+                <w:p>
+                  <w:pPr>
+                    <w:pStyle w:val="Compact"/>
+                    <w:keepNext/>
+                  </w:pPr>
+                </w:p>
+              </w:tc>
+              <w:tc>
+                <w:tcPr/>
+                <w:p>
+                  <w:pPr>
+                    <w:pStyle w:val="Compact"/>
+                    <w:keepNext/>
+                  </w:pPr>
+                </w:p>
+              </w:tc>
+            </w:tr>
+            <w:tr>
+              <w:trPr>
+                <w:cantSplit/>
+              </w:trPr>
+              <w:tc>
+                <w:tcPr/>
+                <w:p>
+                  <w:pPr>
+                    <w:pStyle w:val="Compact"/>
+                    <w:keepNext/>
+                  </w:pPr>
+                </w:p>
+              </w:tc>
+              <w:tc>
+                <w:tcPr/>
+                <w:p>
+                  <w:pPr>
+                    <w:pStyle w:val="Compact"/>
+                    <w:keepNext/>
+                  </w:pPr>
+                </w:p>
+              </w:tc>
+              <w:tc>
+                <w:tcPr/>
+                <w:p>
+                  <w:pPr>
+                    <w:pStyle w:val="Compact"/>
+                    <w:keepNext/>
+                  </w:pPr>
+                </w:p>
+              </w:tc>
+              <w:tc>
+                <w:tcPr/>
+                <w:p>
+                  <w:pPr>
+                    <w:pStyle w:val="Compact"/>
+                    <w:keepNext/>
+                  </w:pPr>
+                </w:p>
+              </w:tc>
+              <w:tc>
+                <w:tcPr/>
+                <w:p>
+                  <w:pPr>
+                    <w:pStyle w:val="Compact"/>
+                    <w:keepNext/>
+                  </w:pPr>
+                </w:p>
+              </w:tc>
+            </w:tr>
+            <w:tr>
+              <w:trPr>
+                <w:cantSplit/>
+              </w:trPr>
+              <w:tc>
+                <w:tcPr/>
+                <w:p>
+                  <w:pPr>
+                    <w:pStyle w:val="Compact"/>
+                    <w:keepNext/>
+                  </w:pPr>
+                </w:p>
+              </w:tc>
+              <w:tc>
+                <w:tcPr/>
+                <w:p>
+                  <w:pPr>
+                    <w:pStyle w:val="Compact"/>
+                    <w:keepNext/>
+                  </w:pPr>
+                </w:p>
+              </w:tc>
+              <w:tc>
+                <w:tcPr/>
+                <w:p>
+                  <w:pPr>
+                    <w:pStyle w:val="Compact"/>
+                    <w:keepNext/>
+                  </w:pPr>
+                </w:p>
+              </w:tc>
+              <w:tc>
+                <w:tcPr/>
+                <w:p>
+                  <w:pPr>
+                    <w:pStyle w:val="Compact"/>
+                    <w:keepNext/>
+                  </w:pPr>
+                </w:p>
+              </w:tc>
+              <w:tc>
+                <w:tcPr/>
+                <w:p>
+                  <w:pPr>
+                    <w:pStyle w:val="Compact"/>
+                    <w:keepNext/>
+                  </w:pPr>
+                </w:p>
+              </w:tc>
+            </w:tr>
+            <w:tr>
+              <w:trPr>
+                <w:cantSplit/>
+              </w:trPr>
+              <w:tc>
+                <w:tcPr/>
+                <w:p>
+                  <w:pPr>
+                    <w:pStyle w:val="Compact"/>
+                    <w:keepNext/>
+                  </w:pPr>
+                </w:p>
+              </w:tc>
+              <w:tc>
+                <w:tcPr/>
+                <w:p>
+                  <w:pPr>
+                    <w:pStyle w:val="Compact"/>
+                    <w:keepNext/>
+                  </w:pPr>
+                </w:p>
+              </w:tc>
+              <w:tc>
+                <w:tcPr/>
+                <w:p>
+                  <w:pPr>
+                    <w:pStyle w:val="Compact"/>
+                    <w:keepNext/>
+                  </w:pPr>
+                </w:p>
+              </w:tc>
+              <w:tc>
+                <w:tcPr/>
+                <w:p>
+                  <w:pPr>
+                    <w:pStyle w:val="Compact"/>
+                    <w:keepNext/>
+                  </w:pPr>
+                </w:p>
+              </w:tc>
+              <w:tc>
+                <w:tcPr/>
+                <w:p>
+                  <w:pPr>
+                    <w:pStyle w:val="Compact"/>
+                    <w:keepNext/>
+                  </w:pPr>
+                </w:p>
+              </w:tc>
+            </w:tr>
+            <w:tr>
+              <w:trPr>
+                <w:cantSplit/>
+              </w:trPr>
+              <w:tc>
+                <w:tcPr/>
+                <w:p>
+                  <w:pPr>
+                    <w:pStyle w:val="Compact"/>
+                    <w:keepNext/>
+                  </w:pPr>
+                </w:p>
+              </w:tc>
+              <w:tc>
+                <w:tcPr/>
+                <w:p>
+                  <w:pPr>
+                    <w:pStyle w:val="Compact"/>
+                    <w:keepNext/>
+                  </w:pPr>
+                </w:p>
+              </w:tc>
+              <w:tc>
+                <w:tcPr/>
+                <w:p>
+                  <w:pPr>
+                    <w:pStyle w:val="Compact"/>
+                    <w:keepNext/>
+                  </w:pPr>
+                </w:p>
+              </w:tc>
+              <w:tc>
+                <w:tcPr/>
+                <w:p>
+                  <w:pPr>
+                    <w:pStyle w:val="Compact"/>
+                    <w:keepNext/>
+                  </w:pPr>
+                </w:p>
+              </w:tc>
+              <w:tc>
+                <w:tcPr/>
+                <w:p>
+                  <w:pPr>
+                    <w:pStyle w:val="Compact"/>
+                    <w:keepNext/>
+                  </w:pPr>
+                </w:p>
+              </w:tc>
+            </w:tr>
+            <w:tr>
+              <w:trPr>
+                <w:cantSplit/>
+              </w:trPr>
+              <w:tc>
+                <w:tcPr/>
+                <w:p>
+                  <w:pPr>
+                    <w:pStyle w:val="Compact"/>
+                    <w:keepNext/>
+                  </w:pPr>
+                </w:p>
+              </w:tc>
+              <w:tc>
+                <w:tcPr/>
+                <w:p>
+                  <w:pPr>
+                    <w:pStyle w:val="Compact"/>
+                    <w:keepNext/>
+                  </w:pPr>
+                </w:p>
+              </w:tc>
+              <w:tc>
+                <w:tcPr/>
+                <w:p>
+                  <w:pPr>
+                    <w:pStyle w:val="Compact"/>
+                    <w:keepNext/>
+                  </w:pPr>
+                </w:p>
+              </w:tc>
+              <w:tc>
+                <w:tcPr/>
+                <w:p>
+                  <w:pPr>
+                    <w:pStyle w:val="Compact"/>
+                    <w:keepNext/>
+                  </w:pPr>
+                </w:p>
+              </w:tc>
+              <w:tc>
+                <w:tcPr/>
+                <w:p>
+                  <w:pPr>
+                    <w:pStyle w:val="Compact"/>
+                    <w:keepNext/>
+                  </w:pPr>
+                </w:p>
+              </w:tc>
+            </w:tr>
+            <w:tr>
+              <w:trPr>
+                <w:cantSplit/>
+              </w:trPr>
+              <w:tc>
+                <w:tcPr/>
+                <w:p>
+                  <w:pPr>
+                    <w:pStyle w:val="Compact"/>
+                    <w:keepNext/>
+                  </w:pPr>
+                </w:p>
+              </w:tc>
+              <w:tc>
+                <w:tcPr/>
+                <w:p>
+                  <w:pPr>
+                    <w:pStyle w:val="Compact"/>
+                    <w:keepNext/>
+                  </w:pPr>
+                </w:p>
+              </w:tc>
+              <w:tc>
+                <w:tcPr/>
+                <w:p>
+                  <w:pPr>
+                    <w:pStyle w:val="Compact"/>
+                    <w:keepNext/>
+                  </w:pPr>
+                </w:p>
+              </w:tc>
+              <w:tc>
+                <w:tcPr/>
+                <w:p>
+                  <w:pPr>
+                    <w:pStyle w:val="Compact"/>
+                    <w:keepNext/>
+                  </w:pPr>
+                </w:p>
+              </w:tc>
+              <w:tc>
+                <w:tcPr/>
+                <w:p>
+                  <w:pPr>
+                    <w:pStyle w:val="Compact"/>
+                    <w:keepNext/>
+                  </w:pPr>
+                </w:p>
+              </w:tc>
+            </w:tr>
+            <w:tr>
+              <w:trPr>
+                <w:cantSplit/>
+              </w:trPr>
+              <w:tc>
+                <w:tcPr/>
+                <w:p>
+                  <w:pPr>
+                    <w:pStyle w:val="Compact"/>
+                    <w:keepNext/>
+                  </w:pPr>
+                </w:p>
+              </w:tc>
+              <w:tc>
+                <w:tcPr/>
+                <w:p>
+                  <w:pPr>
+                    <w:pStyle w:val="Compact"/>
+                    <w:keepNext/>
+                  </w:pPr>
+                </w:p>
+              </w:tc>
+              <w:tc>
+                <w:tcPr/>
+                <w:p>
+                  <w:pPr>
+                    <w:pStyle w:val="Compact"/>
+                    <w:keepNext/>
+                  </w:pPr>
+                </w:p>
+              </w:tc>
+              <w:tc>
+                <w:tcPr/>
+                <w:p>
+                  <w:pPr>
+                    <w:pStyle w:val="Compact"/>
+                    <w:keepNext/>
+                  </w:pPr>
+                </w:p>
+              </w:tc>
+              <w:tc>
+                <w:tcPr/>
+                <w:p>
+                  <w:pPr>
+                    <w:pStyle w:val="Compact"/>
+                    <w:keepNext/>
+                  </w:pPr>
+                </w:p>
+              </w:tc>
+            </w:tr>
+            <w:tr>
+              <w:trPr>
+                <w:cantSplit/>
+              </w:trPr>
+              <w:tc>
+                <w:tcPr/>
+                <w:p>
+                  <w:pPr>
+                    <w:pStyle w:val="Compact"/>
+                    <w:keepNext/>
+                  </w:pPr>
+                </w:p>
+              </w:tc>
+              <w:tc>
+                <w:tcPr/>
+                <w:p>
+                  <w:pPr>
+                    <w:pStyle w:val="Compact"/>
+                    <w:keepNext/>
+                  </w:pPr>
+                </w:p>
+              </w:tc>
+              <w:tc>
+                <w:tcPr/>
+                <w:p>
+                  <w:pPr>
+                    <w:pStyle w:val="Compact"/>
+                    <w:keepNext/>
+                  </w:pPr>
+                </w:p>
+              </w:tc>
+              <w:tc>
+                <w:tcPr/>
+                <w:p>
+                  <w:pPr>
+                    <w:pStyle w:val="Compact"/>
+                    <w:keepNext/>
+                  </w:pPr>
+                </w:p>
+              </w:tc>
+              <w:tc>
+                <w:tcPr/>
+                <w:p>
+                  <w:pPr>
+                    <w:pStyle w:val="Compact"/>
+                    <w:keepNext/>
+                  </w:pPr>
+                </w:p>
+              </w:tc>
+            </w:tr>
+            <w:tr>
+              <w:trPr>
+                <w:cantSplit/>
+              </w:trPr>
+              <w:tc>
+                <w:tcPr/>
+                <w:p>
+                  <w:pPr>
+                    <w:pStyle w:val="Compact"/>
+                    <w:keepNext/>
+                  </w:pPr>
+                </w:p>
+              </w:tc>
+              <w:tc>
+                <w:tcPr/>
+                <w:p>
+                  <w:pPr>
+                    <w:pStyle w:val="Compact"/>
+                    <w:keepNext/>
+                  </w:pPr>
+                </w:p>
+              </w:tc>
+              <w:tc>
+                <w:tcPr/>
+                <w:p>
+                  <w:pPr>
+                    <w:pStyle w:val="Compact"/>
+                    <w:keepNext/>
+                  </w:pPr>
+                </w:p>
+              </w:tc>
+              <w:tc>
+                <w:tcPr/>
+                <w:p>
+                  <w:pPr>
+                    <w:pStyle w:val="Compact"/>
+                    <w:keepNext/>
+                  </w:pPr>
+                </w:p>
+              </w:tc>
+              <w:tc>
+                <w:tcPr/>
+                <w:p>
+                  <w:pPr>
+                    <w:pStyle w:val="Compact"/>
+                    <w:keepNext/>
+                  </w:pPr>
+                </w:p>
+              </w:tc>
+            </w:tr>
+            <w:tr>
+              <w:trPr>
+                <w:cantSplit/>
+              </w:trPr>
+              <w:tc>
+                <w:tcPr/>
+                <w:p>
+                  <w:pPr>
+                    <w:pStyle w:val="Compact"/>
+                    <w:keepNext/>
+                  </w:pPr>
+                </w:p>
+              </w:tc>
+              <w:tc>
+                <w:tcPr/>
+                <w:p>
+                  <w:pPr>
+                    <w:pStyle w:val="Compact"/>
+                    <w:keepNext/>
+                  </w:pPr>
+                </w:p>
+              </w:tc>
+              <w:tc>
+                <w:tcPr/>
+                <w:p>
+                  <w:pPr>
+                    <w:pStyle w:val="Compact"/>
+                    <w:keepNext/>
+                  </w:pPr>
+                </w:p>
+              </w:tc>
+              <w:tc>
+                <w:tcPr/>
+                <w:p>
+                  <w:pPr>
+                    <w:pStyle w:val="Compact"/>
+                    <w:keepNext/>
+                  </w:pPr>
+                </w:p>
+              </w:tc>
+              <w:tc>
+                <w:tcPr/>
+                <w:p>
+                  <w:pPr>
+                    <w:pStyle w:val="Compact"/>
+                    <w:keepNext/>
+                  </w:pPr>
+                </w:p>
+              </w:tc>
+            </w:tr>
+            <w:tr>
+              <w:trPr>
+                <w:cantSplit/>
+              </w:trPr>
+              <w:tc>
+                <w:tcPr/>
+                <w:p>
+                  <w:pPr>
+                    <w:pStyle w:val="Compact"/>
+                    <w:keepNext/>
+                  </w:pPr>
+                </w:p>
+              </w:tc>
+              <w:tc>
+                <w:tcPr/>
+                <w:p>
+                  <w:pPr>
+                    <w:pStyle w:val="Compact"/>
+                    <w:keepNext/>
+                  </w:pPr>
+                </w:p>
+              </w:tc>
+              <w:tc>
+                <w:tcPr/>
+                <w:p>
+                  <w:pPr>
+                    <w:pStyle w:val="Compact"/>
+                    <w:keepNext/>
+                  </w:pPr>
+                </w:p>
+              </w:tc>
+              <w:tc>
+                <w:tcPr/>
+                <w:p>
+                  <w:pPr>
+                    <w:pStyle w:val="Compact"/>
+                    <w:keepNext/>
+                  </w:pPr>
+                </w:p>
+              </w:tc>
+              <w:tc>
+                <w:tcPr/>
+                <w:p>
+                  <w:pPr>
+                    <w:pStyle w:val="Compact"/>
+                    <w:keepNext/>
+                  </w:pPr>
+                </w:p>
+              </w:tc>
+            </w:tr>
+            <w:tr>
+              <w:trPr>
+                <w:cantSplit/>
+              </w:trPr>
+              <w:tc>
+                <w:tcPr/>
+                <w:p>
+                  <w:pPr>
+                    <w:pStyle w:val="Compact"/>
+                    <w:keepNext/>
+                  </w:pPr>
+                </w:p>
+              </w:tc>
+              <w:tc>
+                <w:tcPr/>
+                <w:p>
+                  <w:pPr>
+                    <w:pStyle w:val="Compact"/>
+                    <w:keepNext/>
+                  </w:pPr>
+                </w:p>
+              </w:tc>
+              <w:tc>
+                <w:tcPr/>
+                <w:p>
+                  <w:pPr>
+                    <w:pStyle w:val="Compact"/>
+                    <w:keepNext/>
+                  </w:pPr>
+                </w:p>
+              </w:tc>
+              <w:tc>
+                <w:tcPr/>
+                <w:p>
+                  <w:pPr>
+                    <w:pStyle w:val="Compact"/>
+                    <w:keepNext/>
+                  </w:pPr>
+                </w:p>
+              </w:tc>
+              <w:tc>
+                <w:tcPr/>
+                <w:p>
+                  <w:pPr>
+                    <w:pStyle w:val="Compact"/>
+                    <w:keepNext/>
+                  </w:pPr>
+                </w:p>
+              </w:tc>
+            </w:tr>
+            <w:tr>
+              <w:trPr>
+                <w:cantSplit/>
+              </w:trPr>
+              <w:tc>
+                <w:tcPr/>
+                <w:p>
+                  <w:pPr>
+                    <w:pStyle w:val="Compact"/>
+                    <w:keepNext/>
+                  </w:pPr>
+                </w:p>
+              </w:tc>
+              <w:tc>
+                <w:tcPr/>
+                <w:p>
+                  <w:pPr>
+                    <w:pStyle w:val="Compact"/>
+                    <w:keepNext/>
+                  </w:pPr>
+                </w:p>
+              </w:tc>
+              <w:tc>
+                <w:tcPr/>
+                <w:p>
+                  <w:pPr>
+                    <w:pStyle w:val="Compact"/>
+                    <w:keepNext/>
+                  </w:pPr>
+                </w:p>
+              </w:tc>
+              <w:tc>
+                <w:tcPr/>
+                <w:p>
+                  <w:pPr>
+                    <w:pStyle w:val="Compact"/>
+                    <w:keepNext/>
+                  </w:pPr>
+                </w:p>
+              </w:tc>
+              <w:tc>
+                <w:tcPr/>
+                <w:p>
+                  <w:pPr>
+                    <w:pStyle w:val="Compact"/>
+                    <w:keepNext/>
+                  </w:pPr>
+                </w:p>
+              </w:tc>
+            </w:tr>
+            <w:tr>
+              <w:trPr>
+                <w:cantSplit/>
+              </w:trPr>
+              <w:tc>
+                <w:tcPr/>
+                <w:p>
+                  <w:pPr>
+                    <w:pStyle w:val="Compact"/>
+                    <w:keepNext/>
+                  </w:pPr>
+                </w:p>
+              </w:tc>
+              <w:tc>
+                <w:tcPr/>
+                <w:p>
+                  <w:pPr>
+                    <w:pStyle w:val="Compact"/>
+                    <w:keepNext/>
+                  </w:pPr>
+                </w:p>
+              </w:tc>
+              <w:tc>
+                <w:tcPr/>
+                <w:p>
+                  <w:pPr>
+                    <w:pStyle w:val="Compact"/>
+                    <w:keepNext/>
+                  </w:pPr>
+                </w:p>
+              </w:tc>
+              <w:tc>
+                <w:tcPr/>
+                <w:p>
+                  <w:pPr>
+                    <w:pStyle w:val="Compact"/>
+                    <w:keepNext/>
+                  </w:pPr>
+                </w:p>
+              </w:tc>
+              <w:tc>
+                <w:tcPr/>
+                <w:p>
+                  <w:pPr>
+                    <w:pStyle w:val="Compact"/>
+                    <w:keepNext/>
+                  </w:pPr>
+                </w:p>
+              </w:tc>
+            </w:tr>
+            <w:tr>
+              <w:trPr>
+                <w:cantSplit/>
+              </w:trPr>
+              <w:tc>
+                <w:tcPr/>
+                <w:p>
+                  <w:pPr>
+                    <w:pStyle w:val="Compact"/>
+                    <w:keepNext/>
+                  </w:pPr>
+                </w:p>
+              </w:tc>
+              <w:tc>
+                <w:tcPr/>
+                <w:p>
+                  <w:pPr>
+                    <w:pStyle w:val="Compact"/>
+                    <w:keepNext/>
+                  </w:pPr>
+                </w:p>
+              </w:tc>
+              <w:tc>
+                <w:tcPr/>
+                <w:p>
+                  <w:pPr>
+                    <w:pStyle w:val="Compact"/>
+                    <w:keepNext/>
+                  </w:pPr>
+                </w:p>
+              </w:tc>
+              <w:tc>
+                <w:tcPr/>
+                <w:p>
+                  <w:pPr>
+                    <w:pStyle w:val="Compact"/>
+                    <w:keepNext/>
+                  </w:pPr>
+                </w:p>
+              </w:tc>
+              <w:tc>
+                <w:tcPr/>
+                <w:p>
+                  <w:pPr>
+                    <w:pStyle w:val="Compact"/>
+                    <w:keepNext/>
+                  </w:pPr>
+                </w:p>
+              </w:tc>
+            </w:tr>
+            <w:tr>
+              <w:trPr>
+                <w:cantSplit/>
+              </w:trPr>
+              <w:tc>
+                <w:tcPr/>
+                <w:p>
+                  <w:pPr>
+                    <w:pStyle w:val="Compact"/>
+                    <w:keepNext/>
+                  </w:pPr>
+                </w:p>
+              </w:tc>
+              <w:tc>
+                <w:tcPr/>
+                <w:p>
+                  <w:pPr>
+                    <w:pStyle w:val="Compact"/>
+                    <w:keepNext/>
+                  </w:pPr>
+                </w:p>
+              </w:tc>
+              <w:tc>
+                <w:tcPr/>
+                <w:p>
+                  <w:pPr>
+                    <w:pStyle w:val="Compact"/>
+                    <w:keepNext/>
+                  </w:pPr>
+                </w:p>
+              </w:tc>
+              <w:tc>
+                <w:tcPr/>
+                <w:p>
+                  <w:pPr>
+                    <w:pStyle w:val="Compact"/>
+                    <w:keepNext/>
+                  </w:pPr>
+                </w:p>
+              </w:tc>
+              <w:tc>
+                <w:tcPr/>
+                <w:p>
+                  <w:pPr>
+                    <w:pStyle w:val="Compact"/>
+                    <w:keepNext/>
+                  </w:pPr>
+                </w:p>
+              </w:tc>
+            </w:tr>
+            <w:tr>
+              <w:trPr>
+                <w:cantSplit/>
+              </w:trPr>
+              <w:tc>
+                <w:tcPr/>
+                <w:p>
+                  <w:pPr>
+                    <w:pStyle w:val="Compact"/>
+                    <w:keepNext/>
+                  </w:pPr>
+                </w:p>
+              </w:tc>
+              <w:tc>
+                <w:tcPr/>
+                <w:p>
+                  <w:pPr>
+                    <w:pStyle w:val="Compact"/>
+                    <w:keepNext/>
+                  </w:pPr>
+                </w:p>
+              </w:tc>
+              <w:tc>
+                <w:tcPr/>
+                <w:p>
+                  <w:pPr>
+                    <w:pStyle w:val="Compact"/>
+                    <w:keepNext/>
+                  </w:pPr>
+                </w:p>
+              </w:tc>
+              <w:tc>
+                <w:tcPr/>
+                <w:p>
+                  <w:pPr>
+                    <w:pStyle w:val="Compact"/>
+                    <w:keepNext/>
+                  </w:pPr>
+                </w:p>
+              </w:tc>
+              <w:tc>
+                <w:tcPr/>
+                <w:p>
+                  <w:pPr>
+                    <w:pStyle w:val="Compact"/>
+                    <w:keepNext/>
+                  </w:pPr>
+                </w:p>
+              </w:tc>
+            </w:tr>
+            <w:tr>
+              <w:trPr>
+                <w:cantSplit/>
+              </w:trPr>
+              <w:tc>
+                <w:tcPr/>
+                <w:p>
+                  <w:pPr>
+                    <w:pStyle w:val="Compact"/>
+                    <w:keepNext/>
+                  </w:pPr>
+                </w:p>
+              </w:tc>
+              <w:tc>
+                <w:tcPr/>
+                <w:p>
+                  <w:pPr>
+                    <w:pStyle w:val="Compact"/>
+                    <w:keepNext/>
+                  </w:pPr>
+                </w:p>
+              </w:tc>
+              <w:tc>
+                <w:tcPr/>
+                <w:p>
+                  <w:pPr>
+                    <w:pStyle w:val="Compact"/>
+                    <w:keepNext/>
+                  </w:pPr>
+                </w:p>
+              </w:tc>
+              <w:tc>
+                <w:tcPr/>
+                <w:p>
+                  <w:pPr>
+                    <w:pStyle w:val="Compact"/>
+                    <w:keepNext/>
+                  </w:pPr>
+                </w:p>
+              </w:tc>
+              <w:tc>
+                <w:tcPr/>
+                <w:p>
+                  <w:pPr>
+                    <w:pStyle w:val="Compact"/>
+                    <w:keepNext/>
+                  </w:pPr>
+                </w:p>
+              </w:tc>
+            </w:tr>
+            <w:tr>
+              <w:trPr>
+                <w:cantSplit/>
+              </w:trPr>
+              <w:tc>
+                <w:tcPr/>
+                <w:p>
+                  <w:pPr>
+                    <w:pStyle w:val="Compact"/>
+                  </w:pPr>
+                </w:p>
+              </w:tc>
+              <w:tc>
+                <w:tcPr/>
+                <w:p>
+                  <w:pPr>
+                    <w:pStyle w:val="Compact"/>
+                  </w:pPr>
+                </w:p>
+              </w:tc>
+              <w:tc>
+                <w:tcPr/>
+                <w:p>
+                  <w:pPr>
+                    <w:pStyle w:val="Compact"/>
+                  </w:pPr>
+                </w:p>
+              </w:tc>
+              <w:tc>
+                <w:tcPr/>
+                <w:p>
+                  <w:pPr>
+                    <w:pStyle w:val="Compact"/>
+                  </w:pPr>
+                </w:p>
+              </w:tc>
+              <w:tc>
+                <w:tcPr/>
+                <w:p>
+                  <w:pPr>
+                    <w:pStyle w:val="Compact"/>
+                  </w:pPr>
+                </w:p>
+              </w:tc>
+            </w:tr>
+          </w:tbl>
+          <w:bookmarkEnd w:id="35"/>
+          <w:p/>
         </w:tc>
       </w:tr>
     </w:tbl>
-    <w:p>
-      <w:pPr>
-        <w:pStyle w:val="BodyText"/>
-      </w:pPr>
-      <w:r>
-        <w:t xml:space="preserve">Skriv derefter dit resultat ind i klassens skema sammen med de andres.</w:t>
-      </w:r>
-    </w:p>
-    <w:p>
-      <w:pPr>
-        <w:pStyle w:val="TableCaption"/>
-      </w:pPr>
-      <w:r>
-        <w:t xml:space="preserve">Klassens data. K = kvinde, M = mand. Skemaet kan overføres direkte til et regneark, hvor graferne laves.</w:t>
-      </w:r>
-    </w:p>
-    <w:tbl>
-      <w:tblPr>
-        <w:tblStyle w:val="Table"/>
-        <w:tblW w:type="auto" w:w="0"/>
-        <w:tblLook w:firstRow="1" w:lastRow="0" w:firstColumn="0" w:lastColumn="0" w:noHBand="0" w:noVBand="0" w:val="0020"/>
-        <w:tblCaption w:val="Klassens data. K = kvinde, M = mand. Skemaet kan overføres direkte til et regneark, hvor graferne laves."/>
-      </w:tblPr>
-      <w:tblGrid>
-        <w:gridCol w:w="1584"/>
-        <w:gridCol w:w="1584"/>
-        <w:gridCol w:w="1584"/>
-        <w:gridCol w:w="1584"/>
-        <w:gridCol w:w="1584"/>
-      </w:tblGrid>
-      <w:tr>
-        <w:trPr>
-          <w:cantSplit/>
-          <w:tblHeader w:val="on"/>
-        </w:trPr>
-        <w:tc>
-          <w:tcPr/>
-          <w:p>
-            <w:pPr>
-              <w:pStyle w:val="Compact"/>
-              <w:keepNext/>
-              <w:jc w:val="left"/>
-            </w:pPr>
-            <w:r>
-              <w:t xml:space="preserve">Navn</w:t>
-            </w:r>
-          </w:p>
-        </w:tc>
-        <w:tc>
-          <w:tcPr/>
-          <w:p>
-            <w:pPr>
-              <w:pStyle w:val="Compact"/>
-              <w:keepNext/>
-              <w:jc w:val="center"/>
-            </w:pPr>
-            <w:r>
-              <w:t xml:space="preserve">Køn (K/M)</w:t>
-            </w:r>
-          </w:p>
-        </w:tc>
-        <w:tc>
-          <w:tcPr/>
-          <w:p>
-            <w:pPr>
-              <w:pStyle w:val="Compact"/>
-              <w:keepNext/>
-              <w:jc w:val="center"/>
-            </w:pPr>
-            <w:r>
-              <w:t xml:space="preserve">Alder (år)</w:t>
-            </w:r>
-          </w:p>
-        </w:tc>
-        <w:tc>
-          <w:tcPr/>
-          <w:p>
-            <w:pPr>
-              <w:pStyle w:val="Compact"/>
-              <w:keepNext/>
-              <w:jc w:val="center"/>
-            </w:pPr>
-            <w:r>
-              <w:t xml:space="preserve">Højde (cm)</w:t>
-            </w:r>
-          </w:p>
-        </w:tc>
-        <w:tc>
-          <w:tcPr/>
-          <w:p>
-            <w:pPr>
-              <w:pStyle w:val="Compact"/>
-              <w:keepNext/>
-              <w:jc w:val="center"/>
-            </w:pPr>
-            <w:r>
-              <w:t xml:space="preserve">Vitalkapacitet (L)</w:t>
-            </w:r>
-          </w:p>
-        </w:tc>
-      </w:tr>
-      <w:tr>
-        <w:trPr>
-          <w:cantSplit/>
-        </w:trPr>
-        <w:tc>
-          <w:tcPr/>
-          <w:p>
-            <w:pPr>
-              <w:pStyle w:val="Compact"/>
-              <w:keepNext/>
-            </w:pPr>
-          </w:p>
-        </w:tc>
-        <w:tc>
-          <w:tcPr/>
-          <w:p>
-            <w:pPr>
-              <w:pStyle w:val="Compact"/>
-              <w:keepNext/>
-            </w:pPr>
-          </w:p>
-        </w:tc>
-        <w:tc>
-          <w:tcPr/>
-          <w:p>
-            <w:pPr>
-              <w:pStyle w:val="Compact"/>
-              <w:keepNext/>
-            </w:pPr>
-          </w:p>
-        </w:tc>
-        <w:tc>
-          <w:tcPr/>
-          <w:p>
-            <w:pPr>
-              <w:pStyle w:val="Compact"/>
-              <w:keepNext/>
-            </w:pPr>
-          </w:p>
-        </w:tc>
-        <w:tc>
-          <w:tcPr/>
-          <w:p>
-            <w:pPr>
-              <w:pStyle w:val="Compact"/>
-              <w:keepNext/>
-            </w:pPr>
-          </w:p>
-        </w:tc>
-      </w:tr>
-      <w:tr>
-        <w:trPr>
-          <w:cantSplit/>
-        </w:trPr>
-        <w:tc>
-          <w:tcPr/>
-          <w:p>
-            <w:pPr>
-              <w:pStyle w:val="Compact"/>
-              <w:keepNext/>
-            </w:pPr>
-          </w:p>
-        </w:tc>
-        <w:tc>
-          <w:tcPr/>
-          <w:p>
-            <w:pPr>
-              <w:pStyle w:val="Compact"/>
-              <w:keepNext/>
-            </w:pPr>
-          </w:p>
-        </w:tc>
-        <w:tc>
-          <w:tcPr/>
-          <w:p>
-            <w:pPr>
-              <w:pStyle w:val="Compact"/>
-              <w:keepNext/>
-            </w:pPr>
-          </w:p>
-        </w:tc>
-        <w:tc>
-          <w:tcPr/>
-          <w:p>
-            <w:pPr>
-              <w:pStyle w:val="Compact"/>
-              <w:keepNext/>
-            </w:pPr>
-          </w:p>
-        </w:tc>
-        <w:tc>
-          <w:tcPr/>
-          <w:p>
-            <w:pPr>
-              <w:pStyle w:val="Compact"/>
-              <w:keepNext/>
-            </w:pPr>
-          </w:p>
-        </w:tc>
-      </w:tr>
-      <w:tr>
-        <w:trPr>
-          <w:cantSplit/>
-        </w:trPr>
-        <w:tc>
-          <w:tcPr/>
-          <w:p>
-            <w:pPr>
-              <w:pStyle w:val="Compact"/>
-              <w:keepNext/>
-            </w:pPr>
-          </w:p>
-        </w:tc>
-        <w:tc>
-          <w:tcPr/>
-          <w:p>
-            <w:pPr>
-              <w:pStyle w:val="Compact"/>
-              <w:keepNext/>
-            </w:pPr>
-          </w:p>
-        </w:tc>
-        <w:tc>
-          <w:tcPr/>
-          <w:p>
-            <w:pPr>
-              <w:pStyle w:val="Compact"/>
-              <w:keepNext/>
-            </w:pPr>
-          </w:p>
-        </w:tc>
-        <w:tc>
-          <w:tcPr/>
-          <w:p>
-            <w:pPr>
-              <w:pStyle w:val="Compact"/>
-              <w:keepNext/>
-            </w:pPr>
-          </w:p>
-        </w:tc>
-        <w:tc>
-          <w:tcPr/>
-          <w:p>
-            <w:pPr>
-              <w:pStyle w:val="Compact"/>
-              <w:keepNext/>
-            </w:pPr>
-          </w:p>
-        </w:tc>
-      </w:tr>
-      <w:tr>
-        <w:trPr>
-          <w:cantSplit/>
-        </w:trPr>
-        <w:tc>
-          <w:tcPr/>
-          <w:p>
-            <w:pPr>
-              <w:pStyle w:val="Compact"/>
-              <w:keepNext/>
-            </w:pPr>
-          </w:p>
-        </w:tc>
-        <w:tc>
-          <w:tcPr/>
-          <w:p>
-            <w:pPr>
-              <w:pStyle w:val="Compact"/>
-              <w:keepNext/>
-            </w:pPr>
-          </w:p>
-        </w:tc>
-        <w:tc>
-          <w:tcPr/>
-          <w:p>
-            <w:pPr>
-              <w:pStyle w:val="Compact"/>
-              <w:keepNext/>
-            </w:pPr>
-          </w:p>
-        </w:tc>
-        <w:tc>
-          <w:tcPr/>
-          <w:p>
-            <w:pPr>
-              <w:pStyle w:val="Compact"/>
-              <w:keepNext/>
-            </w:pPr>
-          </w:p>
-        </w:tc>
-        <w:tc>
-          <w:tcPr/>
-          <w:p>
-            <w:pPr>
-              <w:pStyle w:val="Compact"/>
-              <w:keepNext/>
-            </w:pPr>
-          </w:p>
-        </w:tc>
-      </w:tr>
-      <w:tr>
-        <w:trPr>
-          <w:cantSplit/>
-        </w:trPr>
-        <w:tc>
-          <w:tcPr/>
-          <w:p>
-            <w:pPr>
-              <w:pStyle w:val="Compact"/>
-              <w:keepNext/>
-            </w:pPr>
-          </w:p>
-        </w:tc>
-        <w:tc>
-          <w:tcPr/>
-          <w:p>
-            <w:pPr>
-              <w:pStyle w:val="Compact"/>
-              <w:keepNext/>
-            </w:pPr>
-          </w:p>
-        </w:tc>
-        <w:tc>
-          <w:tcPr/>
-          <w:p>
-            <w:pPr>
-              <w:pStyle w:val="Compact"/>
-              <w:keepNext/>
-            </w:pPr>
-          </w:p>
-        </w:tc>
-        <w:tc>
-          <w:tcPr/>
-          <w:p>
-            <w:pPr>
-              <w:pStyle w:val="Compact"/>
-              <w:keepNext/>
-            </w:pPr>
-          </w:p>
-        </w:tc>
-        <w:tc>
-          <w:tcPr/>
-          <w:p>
-            <w:pPr>
-              <w:pStyle w:val="Compact"/>
-              <w:keepNext/>
-            </w:pPr>
-          </w:p>
-        </w:tc>
-      </w:tr>
-      <w:tr>
-        <w:trPr>
-          <w:cantSplit/>
-        </w:trPr>
-        <w:tc>
-          <w:tcPr/>
-          <w:p>
-            <w:pPr>
-              <w:pStyle w:val="Compact"/>
-              <w:keepNext/>
-            </w:pPr>
-          </w:p>
-        </w:tc>
-        <w:tc>
-          <w:tcPr/>
-          <w:p>
-            <w:pPr>
-              <w:pStyle w:val="Compact"/>
-              <w:keepNext/>
-            </w:pPr>
-          </w:p>
-        </w:tc>
-        <w:tc>
-          <w:tcPr/>
-          <w:p>
-            <w:pPr>
-              <w:pStyle w:val="Compact"/>
-              <w:keepNext/>
-            </w:pPr>
-          </w:p>
-        </w:tc>
-        <w:tc>
-          <w:tcPr/>
-          <w:p>
-            <w:pPr>
-              <w:pStyle w:val="Compact"/>
-              <w:keepNext/>
-            </w:pPr>
-          </w:p>
-        </w:tc>
-        <w:tc>
-          <w:tcPr/>
-          <w:p>
-            <w:pPr>
-              <w:pStyle w:val="Compact"/>
-              <w:keepNext/>
-            </w:pPr>
-          </w:p>
-        </w:tc>
-      </w:tr>
-      <w:tr>
-        <w:trPr>
-          <w:cantSplit/>
-        </w:trPr>
-        <w:tc>
-          <w:tcPr/>
-          <w:p>
-            <w:pPr>
-              <w:pStyle w:val="Compact"/>
-              <w:keepNext/>
-            </w:pPr>
-          </w:p>
-        </w:tc>
-        <w:tc>
-          <w:tcPr/>
-          <w:p>
-            <w:pPr>
-              <w:pStyle w:val="Compact"/>
-              <w:keepNext/>
-            </w:pPr>
-          </w:p>
-        </w:tc>
-        <w:tc>
-          <w:tcPr/>
-          <w:p>
-            <w:pPr>
-              <w:pStyle w:val="Compact"/>
-              <w:keepNext/>
-            </w:pPr>
-          </w:p>
-        </w:tc>
-        <w:tc>
-          <w:tcPr/>
-          <w:p>
-            <w:pPr>
-              <w:pStyle w:val="Compact"/>
-              <w:keepNext/>
-            </w:pPr>
-          </w:p>
-        </w:tc>
-        <w:tc>
-          <w:tcPr/>
-          <w:p>
-            <w:pPr>
-              <w:pStyle w:val="Compact"/>
-              <w:keepNext/>
-            </w:pPr>
-          </w:p>
-        </w:tc>
-      </w:tr>
-      <w:tr>
-        <w:trPr>
-          <w:cantSplit/>
-        </w:trPr>
-        <w:tc>
-          <w:tcPr/>
-          <w:p>
-            <w:pPr>
-              <w:pStyle w:val="Compact"/>
-              <w:keepNext/>
-            </w:pPr>
-          </w:p>
-        </w:tc>
-        <w:tc>
-          <w:tcPr/>
-          <w:p>
-            <w:pPr>
-              <w:pStyle w:val="Compact"/>
-              <w:keepNext/>
-            </w:pPr>
-          </w:p>
-        </w:tc>
-        <w:tc>
-          <w:tcPr/>
-          <w:p>
-            <w:pPr>
-              <w:pStyle w:val="Compact"/>
-              <w:keepNext/>
-            </w:pPr>
-          </w:p>
-        </w:tc>
-        <w:tc>
-          <w:tcPr/>
-          <w:p>
-            <w:pPr>
-              <w:pStyle w:val="Compact"/>
-              <w:keepNext/>
-            </w:pPr>
-          </w:p>
-        </w:tc>
-        <w:tc>
-          <w:tcPr/>
-          <w:p>
-            <w:pPr>
-              <w:pStyle w:val="Compact"/>
-              <w:keepNext/>
-            </w:pPr>
-          </w:p>
-        </w:tc>
-      </w:tr>
-      <w:tr>
-        <w:trPr>
-          <w:cantSplit/>
-        </w:trPr>
-        <w:tc>
-          <w:tcPr/>
-          <w:p>
-            <w:pPr>
-              <w:pStyle w:val="Compact"/>
-              <w:keepNext/>
-            </w:pPr>
-          </w:p>
-        </w:tc>
-        <w:tc>
-          <w:tcPr/>
-          <w:p>
-            <w:pPr>
-              <w:pStyle w:val="Compact"/>
-              <w:keepNext/>
-            </w:pPr>
-          </w:p>
-        </w:tc>
-        <w:tc>
-          <w:tcPr/>
-          <w:p>
-            <w:pPr>
-              <w:pStyle w:val="Compact"/>
-              <w:keepNext/>
-            </w:pPr>
-          </w:p>
-        </w:tc>
-        <w:tc>
-          <w:tcPr/>
-          <w:p>
-            <w:pPr>
-              <w:pStyle w:val="Compact"/>
-              <w:keepNext/>
-            </w:pPr>
-          </w:p>
-        </w:tc>
-        <w:tc>
-          <w:tcPr/>
-          <w:p>
-            <w:pPr>
-              <w:pStyle w:val="Compact"/>
-              <w:keepNext/>
-            </w:pPr>
-          </w:p>
-        </w:tc>
-      </w:tr>
-      <w:tr>
-        <w:trPr>
-          <w:cantSplit/>
-        </w:trPr>
-        <w:tc>
-          <w:tcPr/>
-          <w:p>
-            <w:pPr>
-              <w:pStyle w:val="Compact"/>
-              <w:keepNext/>
-            </w:pPr>
-          </w:p>
-        </w:tc>
-        <w:tc>
-          <w:tcPr/>
-          <w:p>
-            <w:pPr>
-              <w:pStyle w:val="Compact"/>
-              <w:keepNext/>
-            </w:pPr>
-          </w:p>
-        </w:tc>
-        <w:tc>
-          <w:tcPr/>
-          <w:p>
-            <w:pPr>
-              <w:pStyle w:val="Compact"/>
-              <w:keepNext/>
-            </w:pPr>
-          </w:p>
-        </w:tc>
-        <w:tc>
-          <w:tcPr/>
-          <w:p>
-            <w:pPr>
-              <w:pStyle w:val="Compact"/>
-              <w:keepNext/>
-            </w:pPr>
-          </w:p>
-        </w:tc>
-        <w:tc>
-          <w:tcPr/>
-          <w:p>
-            <w:pPr>
-              <w:pStyle w:val="Compact"/>
-              <w:keepNext/>
-            </w:pPr>
-          </w:p>
-        </w:tc>
-      </w:tr>
-      <w:tr>
-        <w:trPr>
-          <w:cantSplit/>
-        </w:trPr>
-        <w:tc>
-          <w:tcPr/>
-          <w:p>
-            <w:pPr>
-              <w:pStyle w:val="Compact"/>
-              <w:keepNext/>
-            </w:pPr>
-          </w:p>
-        </w:tc>
-        <w:tc>
-          <w:tcPr/>
-          <w:p>
-            <w:pPr>
-              <w:pStyle w:val="Compact"/>
-              <w:keepNext/>
-            </w:pPr>
-          </w:p>
-        </w:tc>
-        <w:tc>
-          <w:tcPr/>
-          <w:p>
-            <w:pPr>
-              <w:pStyle w:val="Compact"/>
-              <w:keepNext/>
-            </w:pPr>
-          </w:p>
-        </w:tc>
-        <w:tc>
-          <w:tcPr/>
-          <w:p>
-            <w:pPr>
-              <w:pStyle w:val="Compact"/>
-              <w:keepNext/>
-            </w:pPr>
-          </w:p>
-        </w:tc>
-        <w:tc>
-          <w:tcPr/>
-          <w:p>
-            <w:pPr>
-              <w:pStyle w:val="Compact"/>
-              <w:keepNext/>
-            </w:pPr>
-          </w:p>
-        </w:tc>
-      </w:tr>
-      <w:tr>
-        <w:trPr>
-          <w:cantSplit/>
-        </w:trPr>
-        <w:tc>
-          <w:tcPr/>
-          <w:p>
-            <w:pPr>
-              <w:pStyle w:val="Compact"/>
-              <w:keepNext/>
-            </w:pPr>
-          </w:p>
-        </w:tc>
-        <w:tc>
-          <w:tcPr/>
-          <w:p>
-            <w:pPr>
-              <w:pStyle w:val="Compact"/>
-              <w:keepNext/>
-            </w:pPr>
-          </w:p>
-        </w:tc>
-        <w:tc>
-          <w:tcPr/>
-          <w:p>
-            <w:pPr>
-              <w:pStyle w:val="Compact"/>
-              <w:keepNext/>
-            </w:pPr>
-          </w:p>
-        </w:tc>
-        <w:tc>
-          <w:tcPr/>
-          <w:p>
-            <w:pPr>
-              <w:pStyle w:val="Compact"/>
-              <w:keepNext/>
-            </w:pPr>
-          </w:p>
-        </w:tc>
-        <w:tc>
-          <w:tcPr/>
-          <w:p>
-            <w:pPr>
-              <w:pStyle w:val="Compact"/>
-              <w:keepNext/>
-            </w:pPr>
-          </w:p>
-        </w:tc>
-      </w:tr>
-      <w:tr>
-        <w:trPr>
-          <w:cantSplit/>
-        </w:trPr>
-        <w:tc>
-          <w:tcPr/>
-          <w:p>
-            <w:pPr>
-              <w:pStyle w:val="Compact"/>
-              <w:keepNext/>
-            </w:pPr>
-          </w:p>
-        </w:tc>
-        <w:tc>
-          <w:tcPr/>
-          <w:p>
-            <w:pPr>
-              <w:pStyle w:val="Compact"/>
-              <w:keepNext/>
-            </w:pPr>
-          </w:p>
-        </w:tc>
-        <w:tc>
-          <w:tcPr/>
-          <w:p>
-            <w:pPr>
-              <w:pStyle w:val="Compact"/>
-              <w:keepNext/>
-            </w:pPr>
-          </w:p>
-        </w:tc>
-        <w:tc>
-          <w:tcPr/>
-          <w:p>
-            <w:pPr>
-              <w:pStyle w:val="Compact"/>
-              <w:keepNext/>
-            </w:pPr>
-          </w:p>
-        </w:tc>
-        <w:tc>
-          <w:tcPr/>
-          <w:p>
-            <w:pPr>
-              <w:pStyle w:val="Compact"/>
-              <w:keepNext/>
-            </w:pPr>
-          </w:p>
-        </w:tc>
-      </w:tr>
-      <w:tr>
-        <w:trPr>
-          <w:cantSplit/>
-        </w:trPr>
-        <w:tc>
-          <w:tcPr/>
-          <w:p>
-            <w:pPr>
-              <w:pStyle w:val="Compact"/>
-              <w:keepNext/>
-            </w:pPr>
-          </w:p>
-        </w:tc>
-        <w:tc>
-          <w:tcPr/>
-          <w:p>
-            <w:pPr>
-              <w:pStyle w:val="Compact"/>
-              <w:keepNext/>
-            </w:pPr>
-          </w:p>
-        </w:tc>
-        <w:tc>
-          <w:tcPr/>
-          <w:p>
-            <w:pPr>
-              <w:pStyle w:val="Compact"/>
-              <w:keepNext/>
-            </w:pPr>
-          </w:p>
-        </w:tc>
-        <w:tc>
-          <w:tcPr/>
-          <w:p>
-            <w:pPr>
-              <w:pStyle w:val="Compact"/>
-              <w:keepNext/>
-            </w:pPr>
-          </w:p>
-        </w:tc>
-        <w:tc>
-          <w:tcPr/>
-          <w:p>
-            <w:pPr>
-              <w:pStyle w:val="Compact"/>
-              <w:keepNext/>
-            </w:pPr>
-          </w:p>
-        </w:tc>
-      </w:tr>
-      <w:tr>
-        <w:trPr>
-          <w:cantSplit/>
-        </w:trPr>
-        <w:tc>
-          <w:tcPr/>
-          <w:p>
-            <w:pPr>
-              <w:pStyle w:val="Compact"/>
-              <w:keepNext/>
-            </w:pPr>
-          </w:p>
-        </w:tc>
-        <w:tc>
-          <w:tcPr/>
-          <w:p>
-            <w:pPr>
-              <w:pStyle w:val="Compact"/>
-              <w:keepNext/>
-            </w:pPr>
-          </w:p>
-        </w:tc>
-        <w:tc>
-          <w:tcPr/>
-          <w:p>
-            <w:pPr>
-              <w:pStyle w:val="Compact"/>
-              <w:keepNext/>
-            </w:pPr>
-          </w:p>
-        </w:tc>
-        <w:tc>
-          <w:tcPr/>
-          <w:p>
-            <w:pPr>
-              <w:pStyle w:val="Compact"/>
-              <w:keepNext/>
-            </w:pPr>
-          </w:p>
-        </w:tc>
-        <w:tc>
-          <w:tcPr/>
-          <w:p>
-            <w:pPr>
-              <w:pStyle w:val="Compact"/>
-              <w:keepNext/>
-            </w:pPr>
-          </w:p>
-        </w:tc>
-      </w:tr>
-      <w:tr>
-        <w:trPr>
-          <w:cantSplit/>
-        </w:trPr>
-        <w:tc>
-          <w:tcPr/>
-          <w:p>
-            <w:pPr>
-              <w:pStyle w:val="Compact"/>
-              <w:keepNext/>
-            </w:pPr>
-          </w:p>
-        </w:tc>
-        <w:tc>
-          <w:tcPr/>
-          <w:p>
-            <w:pPr>
-              <w:pStyle w:val="Compact"/>
-              <w:keepNext/>
-            </w:pPr>
-          </w:p>
-        </w:tc>
-        <w:tc>
-          <w:tcPr/>
-          <w:p>
-            <w:pPr>
-              <w:pStyle w:val="Compact"/>
-              <w:keepNext/>
-            </w:pPr>
-          </w:p>
-        </w:tc>
-        <w:tc>
-          <w:tcPr/>
-          <w:p>
-            <w:pPr>
-              <w:pStyle w:val="Compact"/>
-              <w:keepNext/>
-            </w:pPr>
-          </w:p>
-        </w:tc>
-        <w:tc>
-          <w:tcPr/>
-          <w:p>
-            <w:pPr>
-              <w:pStyle w:val="Compact"/>
-              <w:keepNext/>
-            </w:pPr>
-          </w:p>
-        </w:tc>
-      </w:tr>
-      <w:tr>
-        <w:trPr>
-          <w:cantSplit/>
-        </w:trPr>
-        <w:tc>
-          <w:tcPr/>
-          <w:p>
-            <w:pPr>
-              <w:pStyle w:val="Compact"/>
-              <w:keepNext/>
-            </w:pPr>
-          </w:p>
-        </w:tc>
-        <w:tc>
-          <w:tcPr/>
-          <w:p>
-            <w:pPr>
-              <w:pStyle w:val="Compact"/>
-              <w:keepNext/>
-            </w:pPr>
-          </w:p>
-        </w:tc>
-        <w:tc>
-          <w:tcPr/>
-          <w:p>
-            <w:pPr>
-              <w:pStyle w:val="Compact"/>
-              <w:keepNext/>
-            </w:pPr>
-          </w:p>
-        </w:tc>
-        <w:tc>
-          <w:tcPr/>
-          <w:p>
-            <w:pPr>
-              <w:pStyle w:val="Compact"/>
-              <w:keepNext/>
-            </w:pPr>
-          </w:p>
-        </w:tc>
-        <w:tc>
-          <w:tcPr/>
-          <w:p>
-            <w:pPr>
-              <w:pStyle w:val="Compact"/>
-              <w:keepNext/>
-            </w:pPr>
-          </w:p>
-        </w:tc>
-      </w:tr>
-      <w:tr>
-        <w:trPr>
-          <w:cantSplit/>
-        </w:trPr>
-        <w:tc>
-          <w:tcPr/>
-          <w:p>
-            <w:pPr>
-              <w:pStyle w:val="Compact"/>
-              <w:keepNext/>
-            </w:pPr>
-          </w:p>
-        </w:tc>
-        <w:tc>
-          <w:tcPr/>
-          <w:p>
-            <w:pPr>
-              <w:pStyle w:val="Compact"/>
-              <w:keepNext/>
-            </w:pPr>
-          </w:p>
-        </w:tc>
-        <w:tc>
-          <w:tcPr/>
-          <w:p>
-            <w:pPr>
-              <w:pStyle w:val="Compact"/>
-              <w:keepNext/>
-            </w:pPr>
-          </w:p>
-        </w:tc>
-        <w:tc>
-          <w:tcPr/>
-          <w:p>
-            <w:pPr>
-              <w:pStyle w:val="Compact"/>
-              <w:keepNext/>
-            </w:pPr>
-          </w:p>
-        </w:tc>
-        <w:tc>
-          <w:tcPr/>
-          <w:p>
-            <w:pPr>
-              <w:pStyle w:val="Compact"/>
-              <w:keepNext/>
-            </w:pPr>
-          </w:p>
-        </w:tc>
-      </w:tr>
-      <w:tr>
-        <w:trPr>
-          <w:cantSplit/>
-        </w:trPr>
-        <w:tc>
-          <w:tcPr/>
-          <w:p>
-            <w:pPr>
-              <w:pStyle w:val="Compact"/>
-              <w:keepNext/>
-            </w:pPr>
-          </w:p>
-        </w:tc>
-        <w:tc>
-          <w:tcPr/>
-          <w:p>
-            <w:pPr>
-              <w:pStyle w:val="Compact"/>
-              <w:keepNext/>
-            </w:pPr>
-          </w:p>
-        </w:tc>
-        <w:tc>
-          <w:tcPr/>
-          <w:p>
-            <w:pPr>
-              <w:pStyle w:val="Compact"/>
-              <w:keepNext/>
-            </w:pPr>
-          </w:p>
-        </w:tc>
-        <w:tc>
-          <w:tcPr/>
-          <w:p>
-            <w:pPr>
-              <w:pStyle w:val="Compact"/>
-              <w:keepNext/>
-            </w:pPr>
-          </w:p>
-        </w:tc>
-        <w:tc>
-          <w:tcPr/>
-          <w:p>
-            <w:pPr>
-              <w:pStyle w:val="Compact"/>
-              <w:keepNext/>
-            </w:pPr>
-          </w:p>
-        </w:tc>
-      </w:tr>
-      <w:tr>
-        <w:trPr>
-          <w:cantSplit/>
-        </w:trPr>
-        <w:tc>
-          <w:tcPr/>
-          <w:p>
-            <w:pPr>
-              <w:pStyle w:val="Compact"/>
-            </w:pPr>
-          </w:p>
-        </w:tc>
-        <w:tc>
-          <w:tcPr/>
-          <w:p>
-            <w:pPr>
-              <w:pStyle w:val="Compact"/>
-            </w:pPr>
-          </w:p>
-        </w:tc>
-        <w:tc>
-          <w:tcPr/>
-          <w:p>
-            <w:pPr>
-              <w:pStyle w:val="Compact"/>
-            </w:pPr>
-          </w:p>
-        </w:tc>
-        <w:tc>
-          <w:tcPr/>
-          <w:p>
-            <w:pPr>
-              <w:pStyle w:val="Compact"/>
-            </w:pPr>
-          </w:p>
-        </w:tc>
-        <w:tc>
-          <w:tcPr/>
-          <w:p>
-            <w:pPr>
-              <w:pStyle w:val="Compact"/>
-            </w:pPr>
-          </w:p>
-        </w:tc>
-      </w:tr>
-    </w:tbl>
-    <w:bookmarkEnd w:id="34"/>
-    <w:bookmarkStart w:id="35" w:name="databehandling"/>
+    <w:bookmarkEnd w:id="36"/>
+    <w:bookmarkStart w:id="37" w:name="databehandling"/>
     <w:p>
       <w:pPr>
         <w:pStyle w:val="Heading2"/>
@@ -2182,7 +2238,7 @@
         <w:t xml:space="preserve">Vurdér ud fra grafen, om der i jeres data er en tilnærmelsesvis lineær sammenhæng mellem højde og vitalkapacitet.</w:t>
       </w:r>
     </w:p>
-    <w:bookmarkEnd w:id="35"/>
+    <w:bookmarkEnd w:id="37"/>
     <w:sectPr>
       <w:headerReference r:id="rId7" w:type="default"/>
       <w:footerReference r:id="rId8" w:type="default"/>

--- a/Øvelser/Biologi/vitalkapacitet/vitalkapacitet.docx
+++ b/Øvelser/Biologi/vitalkapacitet/vitalkapacitet.docx
@@ -299,23 +299,7 @@
         </w:numPr>
       </w:pPr>
       <w:r>
-        <w:t xml:space="preserve">Brug den</w:t>
-      </w:r>
-      <w:r>
-        <w:t xml:space="preserve"> </w:t>
-      </w:r>
-      <w:r>
-        <w:rPr>
-          <w:b/>
-          <w:bCs/>
-        </w:rPr>
-        <w:t xml:space="preserve">højeste</w:t>
-      </w:r>
-      <w:r>
-        <w:t xml:space="preserve"> </w:t>
-      </w:r>
-      <w:r>
-        <w:t xml:space="preserve">af de tre målinger som jeres vitalkapacitet, og skriv den i klassens skema.</w:t>
+        <w:t xml:space="preserve">Brug den højeste af de tre målinger som jeres vitalkapacitet, og skriv den i klassens skema.</w:t>
       </w:r>
     </w:p>
     <w:p>
@@ -377,7 +361,7 @@
                     <a:graphicData uri="http://schemas.openxmlformats.org/drawingml/2006/picture">
                       <pic:pic>
                         <pic:nvPicPr>
-                          <pic:cNvPr descr="/Applications/quarto/share/formats/docx/tip.png" id="26" name="Picture"/>
+                          <pic:cNvPr descr="/tmp/claude-0/-home-user-smbi/7d291b92-c289-57a9-b4b8-12c4134f11be/scratchpad/qo/quarto-1.10.18/share/formats/docx/tip.png" id="26" name="Picture"/>
                           <pic:cNvPicPr>
                             <a:picLocks noChangeArrowheads="1" noChangeAspect="1"/>
                           </pic:cNvPicPr>
@@ -477,23 +461,7 @@
               </w:numPr>
             </w:pPr>
             <w:r>
-              <w:t xml:space="preserve">Alle i klassen skal måle på</w:t>
-            </w:r>
-            <w:r>
-              <w:t xml:space="preserve"> </w:t>
-            </w:r>
-            <w:r>
-              <w:rPr>
-                <w:b/>
-                <w:bCs/>
-              </w:rPr>
-              <w:t xml:space="preserve">samme</w:t>
-            </w:r>
-            <w:r>
-              <w:t xml:space="preserve"> </w:t>
-            </w:r>
-            <w:r>
-              <w:t xml:space="preserve">spirometer og måle højden med samme målebånd — ellers kan tallene ikke sammenlignes.</w:t>
+              <w:t xml:space="preserve">Alle i klassen skal måle på samme spirometer og måle højden med samme målebånd — ellers kan tallene ikke sammenlignes.</w:t>
             </w:r>
           </w:p>
           <w:p/>
@@ -555,7 +523,7 @@
                     <a:graphicData uri="http://schemas.openxmlformats.org/drawingml/2006/picture">
                       <pic:pic>
                         <pic:nvPicPr>
-                          <pic:cNvPr descr="/Applications/quarto/share/formats/docx/note.png" id="29" name="Picture"/>
+                          <pic:cNvPr descr="/tmp/claude-0/-home-user-smbi/7d291b92-c289-57a9-b4b8-12c4134f11be/scratchpad/qo/quarto-1.10.18/share/formats/docx/note.png" id="29" name="Picture"/>
                           <pic:cNvPicPr>
                             <a:picLocks noChangeArrowheads="1" noChangeAspect="1"/>
                           </pic:cNvPicPr>
@@ -717,7 +685,7 @@
                     <a:graphicData uri="http://schemas.openxmlformats.org/drawingml/2006/picture">
                       <pic:pic>
                         <pic:nvPicPr>
-                          <pic:cNvPr descr="/Applications/quarto/share/formats/docx/important.png" id="32" name="Picture"/>
+                          <pic:cNvPr descr="/tmp/claude-0/-home-user-smbi/7d291b92-c289-57a9-b4b8-12c4134f11be/scratchpad/qo/quarto-1.10.18/share/formats/docx/important.png" id="32" name="Picture"/>
                           <pic:cNvPicPr>
                             <a:picLocks noChangeArrowheads="1" noChangeAspect="1"/>
                           </pic:cNvPicPr>

--- a/Øvelser/Biologi/vitalkapacitet/vitalkapacitet.docx
+++ b/Øvelser/Biologi/vitalkapacitet/vitalkapacitet.docx
@@ -1,6 +1,6 @@
 
 <file path=word/document.xml><?xml version="1.0" encoding="utf-8"?>
-<w:document xmlns:a="http://schemas.openxmlformats.org/drawingml/2006/main" xmlns:pic="http://schemas.openxmlformats.org/drawingml/2006/picture" xmlns:r="http://schemas.openxmlformats.org/officeDocument/2006/relationships" xmlns:w="http://schemas.openxmlformats.org/wordprocessingml/2006/main" xmlns:wp="http://schemas.openxmlformats.org/drawingml/2006/wordprocessingDrawing">
+<w:document xmlns:a="http://schemas.openxmlformats.org/drawingml/2006/main" xmlns:m="http://schemas.openxmlformats.org/officeDocument/2006/math" xmlns:pic="http://schemas.openxmlformats.org/drawingml/2006/picture" xmlns:r="http://schemas.openxmlformats.org/officeDocument/2006/relationships" xmlns:w="http://schemas.openxmlformats.org/wordprocessingml/2006/main" xmlns:wp="http://schemas.openxmlformats.org/drawingml/2006/wordprocessingDrawing">
   <w:body>
     <w:p>
       <w:pPr>
@@ -361,7 +361,7 @@
                     <a:graphicData uri="http://schemas.openxmlformats.org/drawingml/2006/picture">
                       <pic:pic>
                         <pic:nvPicPr>
-                          <pic:cNvPr descr="/tmp/claude-0/-home-user-smbi/7d291b92-c289-57a9-b4b8-12c4134f11be/scratchpad/qo/quarto-1.10.18/share/formats/docx/tip.png" id="26" name="Picture"/>
+                          <pic:cNvPr descr="/Applications/quarto/share/formats/docx/tip.png" id="26" name="Picture"/>
                           <pic:cNvPicPr>
                             <a:picLocks noChangeArrowheads="1" noChangeAspect="1"/>
                           </pic:cNvPicPr>
@@ -523,7 +523,7 @@
                     <a:graphicData uri="http://schemas.openxmlformats.org/drawingml/2006/picture">
                       <pic:pic>
                         <pic:nvPicPr>
-                          <pic:cNvPr descr="/tmp/claude-0/-home-user-smbi/7d291b92-c289-57a9-b4b8-12c4134f11be/scratchpad/qo/quarto-1.10.18/share/formats/docx/note.png" id="29" name="Picture"/>
+                          <pic:cNvPr descr="/Applications/quarto/share/formats/docx/note.png" id="29" name="Picture"/>
                           <pic:cNvPicPr>
                             <a:picLocks noChangeArrowheads="1" noChangeAspect="1"/>
                           </pic:cNvPicPr>
@@ -685,7 +685,7 @@
                     <a:graphicData uri="http://schemas.openxmlformats.org/drawingml/2006/picture">
                       <pic:pic>
                         <pic:nvPicPr>
-                          <pic:cNvPr descr="/tmp/claude-0/-home-user-smbi/7d291b92-c289-57a9-b4b8-12c4134f11be/scratchpad/qo/quarto-1.10.18/share/formats/docx/important.png" id="32" name="Picture"/>
+                          <pic:cNvPr descr="/Applications/quarto/share/formats/docx/important.png" id="32" name="Picture"/>
                           <pic:cNvPicPr>
                             <a:picLocks noChangeArrowheads="1" noChangeAspect="1"/>
                           </pic:cNvPicPr>
@@ -2206,7 +2206,209 @@
         <w:t xml:space="preserve">Vurdér ud fra grafen, om der i jeres data er en tilnærmelsesvis lineær sammenhæng mellem højde og vitalkapacitet.</w:t>
       </w:r>
     </w:p>
+    <w:p>
+      <w:pPr>
+        <w:pStyle w:val="Compact"/>
+        <w:numPr>
+          <w:ilvl w:val="0"/>
+          <w:numId w:val="1005"/>
+        </w:numPr>
+      </w:pPr>
+      <w:r>
+        <w:t xml:space="preserve">Beregn forskellen i gennemsnitlig vitalkapacitet mellem drenge og piger i procent:</w:t>
+      </w:r>
+    </w:p>
+    <w:p>
+      <w:pPr>
+        <w:pStyle w:val="FirstParagraph"/>
+      </w:pPr>
+      <m:oMathPara>
+        <m:oMathParaPr>
+          <m:jc m:val="center"/>
+        </m:oMathParaPr>
+        <m:oMath>
+          <m:r>
+            <m:rPr>
+              <m:nor/>
+              <m:sty m:val="p"/>
+            </m:rPr>
+            <m:t>Forskel (%)</m:t>
+          </m:r>
+          <m:r>
+            <m:rPr>
+              <m:sty m:val="p"/>
+            </m:rPr>
+            <m:t>=</m:t>
+          </m:r>
+          <m:f>
+            <m:fPr>
+              <m:type m:val="bar"/>
+            </m:fPr>
+            <m:num>
+              <m:r>
+                <m:rPr>
+                  <m:nor/>
+                  <m:sty m:val="p"/>
+                </m:rPr>
+                <m:t>vitalkapacitet for drenge</m:t>
+              </m:r>
+              <m:r>
+                <m:rPr>
+                  <m:sty m:val="p"/>
+                </m:rPr>
+                <m:t>−</m:t>
+              </m:r>
+              <m:r>
+                <m:rPr>
+                  <m:nor/>
+                  <m:sty m:val="p"/>
+                </m:rPr>
+                <m:t>vitalkapacitet for piger</m:t>
+              </m:r>
+            </m:num>
+            <m:den>
+              <m:r>
+                <m:rPr>
+                  <m:nor/>
+                  <m:sty m:val="p"/>
+                </m:rPr>
+                <m:t>vitalkapacitet for drenge</m:t>
+              </m:r>
+            </m:den>
+          </m:f>
+          <m:r>
+            <m:rPr>
+              <m:sty m:val="p"/>
+            </m:rPr>
+            <m:t>⋅</m:t>
+          </m:r>
+          <m:r>
+            <m:t>100</m:t>
+          </m:r>
+        </m:oMath>
+      </m:oMathPara>
+    </w:p>
+    <w:p>
+      <w:pPr>
+        <w:pStyle w:val="Compact"/>
+        <w:numPr>
+          <w:ilvl w:val="0"/>
+          <w:numId w:val="1006"/>
+        </w:numPr>
+      </w:pPr>
+      <w:r>
+        <w:t xml:space="preserve">Sammenlign klassens gennemsnit med normalområderne for voksne (kvinder 3–5 L, mænd 4–6 L). Ligger klassen inden for dem?</w:t>
+      </w:r>
+    </w:p>
     <w:bookmarkEnd w:id="37"/>
+    <w:bookmarkStart w:id="38" w:name="journalspørgsmål"/>
+    <w:p>
+      <w:pPr>
+        <w:pStyle w:val="Heading2"/>
+      </w:pPr>
+      <w:r>
+        <w:t xml:space="preserve">Journalspørgsmål</w:t>
+      </w:r>
+    </w:p>
+    <w:p>
+      <w:pPr>
+        <w:pStyle w:val="Compact"/>
+        <w:numPr>
+          <w:ilvl w:val="0"/>
+          <w:numId w:val="1007"/>
+        </w:numPr>
+      </w:pPr>
+      <w:r>
+        <w:t xml:space="preserve">Er påstanden om, at piger har mindre vitalkapacitet end drenge, rigtig ifølge jeres resultater? Giv en biologisk forklaring på en eventuel forskel — og overvej, om forskellen kan skyldes højden snarere end kønnet.</w:t>
+      </w:r>
+    </w:p>
+    <w:p>
+      <w:pPr>
+        <w:pStyle w:val="Compact"/>
+        <w:numPr>
+          <w:ilvl w:val="0"/>
+          <w:numId w:val="1007"/>
+        </w:numPr>
+      </w:pPr>
+      <w:r>
+        <w:t xml:space="preserve">Forklar ud fra</w:t>
+      </w:r>
+      <w:r>
+        <w:t xml:space="preserve"> </w:t>
+      </w:r>
+      <w:hyperlink w:anchor="fig-lungevolumener">
+        <w:r>
+          <w:rPr>
+            <w:rStyle w:val="Hyperlink"/>
+          </w:rPr>
+          <w:t xml:space="preserve">Figur 1</w:t>
+        </w:r>
+      </w:hyperlink>
+      <w:r>
+        <w:t xml:space="preserve">, hvorfor vitalkapaciteten ikke er den samme som lungernes samlede rumfang.</w:t>
+      </w:r>
+    </w:p>
+    <w:p>
+      <w:pPr>
+        <w:pStyle w:val="Compact"/>
+        <w:numPr>
+          <w:ilvl w:val="0"/>
+          <w:numId w:val="1007"/>
+        </w:numPr>
+      </w:pPr>
+      <w:r>
+        <w:t xml:space="preserve">Beskriv, hvilke muskler der arbejder ved en maksimal indånding og en forceret udånding, og forklar, hvordan trykket i brysthulen ændres undervejs.</w:t>
+      </w:r>
+    </w:p>
+    <w:p>
+      <w:pPr>
+        <w:pStyle w:val="Compact"/>
+        <w:numPr>
+          <w:ilvl w:val="0"/>
+          <w:numId w:val="1007"/>
+        </w:numPr>
+      </w:pPr>
+      <w:r>
+        <w:t xml:space="preserve">Kan man træne sin vitalkapacitet, så den bliver større? Begrund svaret.</w:t>
+      </w:r>
+    </w:p>
+    <w:p>
+      <w:pPr>
+        <w:pStyle w:val="Compact"/>
+        <w:numPr>
+          <w:ilvl w:val="0"/>
+          <w:numId w:val="1007"/>
+        </w:numPr>
+      </w:pPr>
+      <w:r>
+        <w:t xml:space="preserve">Vitalkapaciteten falder med alderen. Giv en forklaring på dette.</w:t>
+      </w:r>
+    </w:p>
+    <w:p>
+      <w:pPr>
+        <w:pStyle w:val="Compact"/>
+        <w:numPr>
+          <w:ilvl w:val="0"/>
+          <w:numId w:val="1007"/>
+        </w:numPr>
+      </w:pPr>
+      <w:r>
+        <w:t xml:space="preserve">Vitalkapaciteten siger noget om lungernes størrelse, men ikke om, hvor let luften strømmer ud. Hvorfor kan en person med astma godt have en normal vitalkapacitet, og hvilken anden måling ville afsløre astmaen?</w:t>
+      </w:r>
+    </w:p>
+    <w:p>
+      <w:pPr>
+        <w:pStyle w:val="Compact"/>
+        <w:numPr>
+          <w:ilvl w:val="0"/>
+          <w:numId w:val="1007"/>
+        </w:numPr>
+      </w:pPr>
+      <w:r>
+        <w:t xml:space="preserve">Hvilke fejlkilder kan have påvirket målingerne (fx teknik, motivation, aflæsning af skalaen), og hvorfor bruger man den højeste af tre målinger i stedet for gennemsnittet?</w:t>
+      </w:r>
+    </w:p>
+    <w:bookmarkEnd w:id="38"/>
     <w:sectPr>
       <w:headerReference r:id="rId7" w:type="default"/>
       <w:footerReference r:id="rId8" w:type="default"/>
@@ -2734,6 +2936,91 @@
       </w:rPr>
     </w:lvl>
   </w:abstractNum>
+  <w:abstractNum w:abstractNumId="99415">
+    <w:nsid w:val="00A99415"/>
+    <w:multiLevelType w:val="multilevel"/>
+    <w:lvl w:ilvl="0">
+      <w:start w:val="5"/>
+      <w:numFmt w:val="decimal"/>
+      <w:lvlText w:val="%1."/>
+      <w:lvlJc w:val="left"/>
+      <w:pPr>
+        <w:ind w:left="720" w:hanging="360"/>
+      </w:pPr>
+    </w:lvl>
+    <w:lvl w:ilvl="1">
+      <w:start w:val="5"/>
+      <w:numFmt w:val="decimal"/>
+      <w:lvlText w:val="%2."/>
+      <w:lvlJc w:val="left"/>
+      <w:pPr>
+        <w:ind w:left="1440" w:hanging="360"/>
+      </w:pPr>
+    </w:lvl>
+    <w:lvl w:ilvl="2">
+      <w:start w:val="5"/>
+      <w:numFmt w:val="decimal"/>
+      <w:lvlText w:val="%3."/>
+      <w:lvlJc w:val="left"/>
+      <w:pPr>
+        <w:ind w:left="2160" w:hanging="360"/>
+      </w:pPr>
+    </w:lvl>
+    <w:lvl w:ilvl="3">
+      <w:start w:val="5"/>
+      <w:numFmt w:val="decimal"/>
+      <w:lvlText w:val="%4."/>
+      <w:lvlJc w:val="left"/>
+      <w:pPr>
+        <w:ind w:left="2880" w:hanging="360"/>
+      </w:pPr>
+    </w:lvl>
+    <w:lvl w:ilvl="4">
+      <w:start w:val="5"/>
+      <w:numFmt w:val="decimal"/>
+      <w:lvlText w:val="%5."/>
+      <w:lvlJc w:val="left"/>
+      <w:pPr>
+        <w:ind w:left="3600" w:hanging="360"/>
+      </w:pPr>
+    </w:lvl>
+    <w:lvl w:ilvl="5">
+      <w:start w:val="5"/>
+      <w:numFmt w:val="decimal"/>
+      <w:lvlText w:val="%6."/>
+      <w:lvlJc w:val="left"/>
+      <w:pPr>
+        <w:ind w:left="4320" w:hanging="360"/>
+      </w:pPr>
+    </w:lvl>
+    <w:lvl w:ilvl="6">
+      <w:start w:val="5"/>
+      <w:numFmt w:val="decimal"/>
+      <w:lvlText w:val="%7."/>
+      <w:lvlJc w:val="left"/>
+      <w:pPr>
+        <w:ind w:left="5040" w:hanging="360"/>
+      </w:pPr>
+    </w:lvl>
+    <w:lvl w:ilvl="7">
+      <w:start w:val="5"/>
+      <w:numFmt w:val="decimal"/>
+      <w:lvlText w:val="%8."/>
+      <w:lvlJc w:val="left"/>
+      <w:pPr>
+        <w:ind w:left="5760" w:hanging="360"/>
+      </w:pPr>
+    </w:lvl>
+    <w:lvl w:ilvl="8">
+      <w:start w:val="5"/>
+      <w:numFmt w:val="decimal"/>
+      <w:lvlText w:val="%9."/>
+      <w:lvlJc w:val="left"/>
+      <w:pPr>
+        <w:ind w:left="6480" w:hanging="360"/>
+      </w:pPr>
+    </w:lvl>
+  </w:abstractNum>
   <w:num w:numId="1">
     <w:abstractNumId w:val="1"/>
     <w:lvlOverride w:ilvl="0">
@@ -2795,6 +3082,66 @@
     <w:abstractNumId w:val="991"/>
   </w:num>
   <w:num w:numId="1005">
+    <w:abstractNumId w:val="99411"/>
+    <w:lvlOverride w:ilvl="0">
+      <w:startOverride w:val="1"/>
+    </w:lvlOverride>
+    <w:lvlOverride w:ilvl="1">
+      <w:startOverride w:val="1"/>
+    </w:lvlOverride>
+    <w:lvlOverride w:ilvl="2">
+      <w:startOverride w:val="1"/>
+    </w:lvlOverride>
+    <w:lvlOverride w:ilvl="3">
+      <w:startOverride w:val="1"/>
+    </w:lvlOverride>
+    <w:lvlOverride w:ilvl="4">
+      <w:startOverride w:val="1"/>
+    </w:lvlOverride>
+    <w:lvlOverride w:ilvl="5">
+      <w:startOverride w:val="1"/>
+    </w:lvlOverride>
+    <w:lvlOverride w:ilvl="6">
+      <w:startOverride w:val="1"/>
+    </w:lvlOverride>
+    <w:lvlOverride w:ilvl="7">
+      <w:startOverride w:val="1"/>
+    </w:lvlOverride>
+    <w:lvlOverride w:ilvl="8">
+      <w:startOverride w:val="1"/>
+    </w:lvlOverride>
+  </w:num>
+  <w:num w:numId="1006">
+    <w:abstractNumId w:val="99415"/>
+    <w:lvlOverride w:ilvl="0">
+      <w:startOverride w:val="5"/>
+    </w:lvlOverride>
+    <w:lvlOverride w:ilvl="1">
+      <w:startOverride w:val="5"/>
+    </w:lvlOverride>
+    <w:lvlOverride w:ilvl="2">
+      <w:startOverride w:val="5"/>
+    </w:lvlOverride>
+    <w:lvlOverride w:ilvl="3">
+      <w:startOverride w:val="5"/>
+    </w:lvlOverride>
+    <w:lvlOverride w:ilvl="4">
+      <w:startOverride w:val="5"/>
+    </w:lvlOverride>
+    <w:lvlOverride w:ilvl="5">
+      <w:startOverride w:val="5"/>
+    </w:lvlOverride>
+    <w:lvlOverride w:ilvl="6">
+      <w:startOverride w:val="5"/>
+    </w:lvlOverride>
+    <w:lvlOverride w:ilvl="7">
+      <w:startOverride w:val="5"/>
+    </w:lvlOverride>
+    <w:lvlOverride w:ilvl="8">
+      <w:startOverride w:val="5"/>
+    </w:lvlOverride>
+  </w:num>
+  <w:num w:numId="1007">
     <w:abstractNumId w:val="99411"/>
     <w:lvlOverride w:ilvl="0">
       <w:startOverride w:val="1"/>
